--- a/docs/manual-usuario/referencia.docx
+++ b/docs/manual-usuario/referencia.docx
@@ -383,9 +383,13 @@
       </w:r>
     </w:p>
     <w:sectPr>
-      <w:footerReference w:type="default" r:id="rId9"/>
+      <w:headerReference w:type="default" r:id="rId9"/>
+      <w:headerReference w:type="first" r:id="rId10"/>
+      <w:footerReference w:type="first" r:id="rId11"/>
+      <w:footerReference w:type="default" r:id="rId12"/>
       <w:pgSz w:w="12240" w:h="15840"/>
       <w:pgMar w:left="1247" w:right="1247" w:top="1247" w:bottom="1247"/>
+      <w:titlePg/>
     </w:sectPr>
   </w:body>
 </w:document>
@@ -400,46 +404,56 @@
   <w:p>
     <w:pPr>
       <w:pStyle w:val="Footer"/>
+    </w:pPr>
+  </w:p>
+</w:ftr>
+</file>
+
+<file path=word/footer2.xml><?xml version="1.0" encoding="utf-8"?>
+<w:ftr xmlns:m="http://schemas.openxmlformats.org/officeDocument/2006/math" xmlns:mc="http://schemas.openxmlformats.org/markup-compatibility/2006" xmlns:mo="http://schemas.microsoft.com/office/mac/office/2008/main" xmlns:mv="urn:schemas-microsoft-com:mac:vml" xmlns:o="urn:schemas-microsoft-com:office:office" xmlns:r="http://schemas.openxmlformats.org/officeDocument/2006/relationships" xmlns:v="urn:schemas-microsoft-com:vml" xmlns:w10="urn:schemas-microsoft-com:office:word" xmlns:w14="http://schemas.microsoft.com/office/word/2010/wordml" xmlns:w="http://schemas.openxmlformats.org/wordprocessingml/2006/main" xmlns:wne="http://schemas.microsoft.com/office/word/2006/wordml" xmlns:wp14="http://schemas.microsoft.com/office/word/2010/wordprocessingDrawing" xmlns:wp="http://schemas.openxmlformats.org/drawingml/2006/wordprocessingDrawing" xmlns:wpc="http://schemas.microsoft.com/office/word/2010/wordprocessingCanvas" xmlns:wpg="http://schemas.microsoft.com/office/word/2010/wordprocessingGroup" xmlns:wpi="http://schemas.microsoft.com/office/word/2010/wordprocessingInk" xmlns:wps="http://schemas.microsoft.com/office/word/2010/wordprocessingShape" mc:Ignorable="w14 wp14">
+  <w:p>
+    <w:pPr>
+      <w:pStyle w:val="Footer"/>
       <w:jc w:val="center"/>
     </w:pPr>
     <w:r>
       <w:rPr>
-        <w:color w:val="5B6578"/>
+        <w:color w:val="4D5F79"/>
         <w:sz w:val="18"/>
       </w:rPr>
       <w:t xml:space="preserve">Manual de usuario · Página </w:t>
     </w:r>
     <w:r>
       <w:rPr>
-        <w:color w:val="5B6578"/>
+        <w:color w:val="4D5F79"/>
         <w:sz w:val="18"/>
       </w:rPr>
       <w:fldChar w:fldCharType="begin"/>
     </w:r>
     <w:r>
       <w:rPr>
-        <w:color w:val="5B6578"/>
+        <w:color w:val="4D5F79"/>
         <w:sz w:val="18"/>
       </w:rPr>
       <w:instrText xml:space="preserve"> PAGE </w:instrText>
     </w:r>
     <w:r>
       <w:rPr>
-        <w:color w:val="5B6578"/>
+        <w:color w:val="4D5F79"/>
         <w:sz w:val="18"/>
       </w:rPr>
       <w:fldChar w:fldCharType="separate"/>
     </w:r>
     <w:r>
       <w:rPr>
-        <w:color w:val="5B6578"/>
+        <w:color w:val="4D5F79"/>
         <w:sz w:val="18"/>
       </w:rPr>
       <w:t>1</w:t>
     </w:r>
     <w:r>
       <w:rPr>
-        <w:color w:val="5B6578"/>
+        <w:color w:val="4D5F79"/>
         <w:sz w:val="18"/>
       </w:rPr>
       <w:fldChar w:fldCharType="end"/>
@@ -484,6 +498,112 @@
     </w:p>
   </w:footnote>
 </w:footnotes>
+</file>
+
+<file path=word/header1.xml><?xml version="1.0" encoding="utf-8"?>
+<w:hdr xmlns:m="http://schemas.openxmlformats.org/officeDocument/2006/math" xmlns:mc="http://schemas.openxmlformats.org/markup-compatibility/2006" xmlns:mo="http://schemas.microsoft.com/office/mac/office/2008/main" xmlns:mv="urn:schemas-microsoft-com:mac:vml" xmlns:o="urn:schemas-microsoft-com:office:office" xmlns:r="http://schemas.openxmlformats.org/officeDocument/2006/relationships" xmlns:v="urn:schemas-microsoft-com:vml" xmlns:w10="urn:schemas-microsoft-com:office:word" xmlns:w14="http://schemas.microsoft.com/office/word/2010/wordml" xmlns:w="http://schemas.openxmlformats.org/wordprocessingml/2006/main" xmlns:wne="http://schemas.microsoft.com/office/word/2006/wordml" xmlns:wp14="http://schemas.microsoft.com/office/word/2010/wordprocessingDrawing" xmlns:wp="http://schemas.openxmlformats.org/drawingml/2006/wordprocessingDrawing" xmlns:wpc="http://schemas.microsoft.com/office/word/2010/wordprocessingCanvas" xmlns:wpg="http://schemas.microsoft.com/office/word/2010/wordprocessingGroup" xmlns:wpi="http://schemas.microsoft.com/office/word/2010/wordprocessingInk" xmlns:wps="http://schemas.microsoft.com/office/word/2010/wordprocessingShape" mc:Ignorable="w14 wp14">
+  <w:p>
+    <w:pPr>
+      <w:pStyle w:val="Header"/>
+    </w:pPr>
+    <w:r>
+      <w:drawing>
+        <wp:anchor xmlns:a="http://schemas.openxmlformats.org/drawingml/2006/main" distT="0" distB="0" distL="0" distR="0" simplePos="0" relativeHeight="0" behindDoc="1" locked="1" layoutInCell="1" allowOverlap="1">
+          <wp:simplePos x="0" y="0"/>
+          <wp:positionH relativeFrom="page">
+            <wp:posOffset>0</wp:posOffset>
+          </wp:positionH>
+          <wp:positionV relativeFrom="page">
+            <wp:posOffset>0</wp:posOffset>
+          </wp:positionV>
+          <wp:extent cx="7772400" cy="10058400"/>
+          <wp:effectExtent l="0" t="0" r="0" b="0"/>
+          <wp:wrapNone/>
+          <wp:docPr id="1" name="Picture 1"/>
+          <wp:cNvGraphicFramePr>
+            <a:graphicFrameLocks noChangeAspect="1"/>
+          </wp:cNvGraphicFramePr>
+          <a:graphic xmlns:pic="http://schemas.openxmlformats.org/drawingml/2006/picture">
+            <a:graphicData uri="http://schemas.openxmlformats.org/drawingml/2006/picture">
+              <pic:pic>
+                <pic:nvPicPr>
+                  <pic:cNvPr id="0" name="image.jpg"/>
+                  <pic:cNvPicPr/>
+                </pic:nvPicPr>
+                <pic:blipFill>
+                  <a:blip r:embed="rId1"/>
+                  <a:stretch>
+                    <a:fillRect/>
+                  </a:stretch>
+                </pic:blipFill>
+                <pic:spPr>
+                  <a:xfrm>
+                    <a:off x="0" y="0"/>
+                    <a:ext cx="7772400" cy="10058400"/>
+                  </a:xfrm>
+                  <a:prstGeom prst="rect"/>
+                </pic:spPr>
+              </pic:pic>
+            </a:graphicData>
+          </a:graphic>
+        </wp:anchor>
+      </w:drawing>
+    </w:r>
+  </w:p>
+</w:hdr>
+</file>
+
+<file path=word/header2.xml><?xml version="1.0" encoding="utf-8"?>
+<w:hdr xmlns:m="http://schemas.openxmlformats.org/officeDocument/2006/math" xmlns:mc="http://schemas.openxmlformats.org/markup-compatibility/2006" xmlns:mo="http://schemas.microsoft.com/office/mac/office/2008/main" xmlns:mv="urn:schemas-microsoft-com:mac:vml" xmlns:o="urn:schemas-microsoft-com:office:office" xmlns:r="http://schemas.openxmlformats.org/officeDocument/2006/relationships" xmlns:v="urn:schemas-microsoft-com:vml" xmlns:w10="urn:schemas-microsoft-com:office:word" xmlns:w14="http://schemas.microsoft.com/office/word/2010/wordml" xmlns:w="http://schemas.openxmlformats.org/wordprocessingml/2006/main" xmlns:wne="http://schemas.microsoft.com/office/word/2006/wordml" xmlns:wp14="http://schemas.microsoft.com/office/word/2010/wordprocessingDrawing" xmlns:wp="http://schemas.openxmlformats.org/drawingml/2006/wordprocessingDrawing" xmlns:wpc="http://schemas.microsoft.com/office/word/2010/wordprocessingCanvas" xmlns:wpg="http://schemas.microsoft.com/office/word/2010/wordprocessingGroup" xmlns:wpi="http://schemas.microsoft.com/office/word/2010/wordprocessingInk" xmlns:wps="http://schemas.microsoft.com/office/word/2010/wordprocessingShape" mc:Ignorable="w14 wp14">
+  <w:p>
+    <w:pPr>
+      <w:pStyle w:val="Header"/>
+    </w:pPr>
+    <w:r>
+      <w:drawing>
+        <wp:anchor xmlns:a="http://schemas.openxmlformats.org/drawingml/2006/main" distT="0" distB="0" distL="0" distR="0" simplePos="0" relativeHeight="0" behindDoc="1" locked="1" layoutInCell="1" allowOverlap="1">
+          <wp:simplePos x="0" y="0"/>
+          <wp:positionH relativeFrom="page">
+            <wp:posOffset>0</wp:posOffset>
+          </wp:positionH>
+          <wp:positionV relativeFrom="page">
+            <wp:posOffset>0</wp:posOffset>
+          </wp:positionV>
+          <wp:extent cx="7772400" cy="10058400"/>
+          <wp:effectExtent l="0" t="0" r="0" b="0"/>
+          <wp:wrapNone/>
+          <wp:docPr id="1" name="Picture 1"/>
+          <wp:cNvGraphicFramePr>
+            <a:graphicFrameLocks noChangeAspect="1"/>
+          </wp:cNvGraphicFramePr>
+          <a:graphic xmlns:pic="http://schemas.openxmlformats.org/drawingml/2006/picture">
+            <a:graphicData uri="http://schemas.openxmlformats.org/drawingml/2006/picture">
+              <pic:pic>
+                <pic:nvPicPr>
+                  <pic:cNvPr id="0" name="image.jpg"/>
+                  <pic:cNvPicPr/>
+                </pic:nvPicPr>
+                <pic:blipFill>
+                  <a:blip r:embed="rId1"/>
+                  <a:stretch>
+                    <a:fillRect/>
+                  </a:stretch>
+                </pic:blipFill>
+                <pic:spPr>
+                  <a:xfrm>
+                    <a:off x="0" y="0"/>
+                    <a:ext cx="7772400" cy="10058400"/>
+                  </a:xfrm>
+                  <a:prstGeom prst="rect"/>
+                </pic:spPr>
+              </pic:pic>
+            </a:graphicData>
+          </a:graphic>
+        </wp:anchor>
+      </w:drawing>
+    </w:r>
+  </w:p>
+</w:hdr>
 </file>
 
 <file path=word/numbering.xml><?xml version="1.0" encoding="utf-8"?>
@@ -623,7 +743,7 @@
     </w:pPr>
     <w:rPr>
       <w:rFonts w:ascii="Calibri" w:hAnsi="Calibri" w:eastAsia="Calibri" w:cs="Calibri"/>
-      <w:color w:val="1B243B"/>
+      <w:color w:val="10223A"/>
       <w:sz w:val="21"/>
     </w:rPr>
   </w:style>
@@ -637,7 +757,7 @@
     <w:qFormat/>
     <w:rPr>
       <w:rFonts w:ascii="Calibri" w:hAnsi="Calibri" w:eastAsia="Calibri" w:cs="Calibri"/>
-      <w:color w:val="1B243B"/>
+      <w:color w:val="10223A"/>
       <w:sz w:val="21"/>
     </w:rPr>
   </w:style>
@@ -651,7 +771,7 @@
     </w:pPr>
     <w:rPr>
       <w:rFonts w:ascii="Calibri" w:hAnsi="Calibri" w:eastAsia="Calibri" w:cs="Calibri"/>
-      <w:color w:val="1B243B"/>
+      <w:color w:val="10223A"/>
       <w:sz w:val="21"/>
     </w:rPr>
   </w:style>
@@ -664,7 +784,7 @@
     </w:pPr>
     <w:rPr>
       <w:rFonts w:ascii="Calibri" w:hAnsi="Calibri" w:eastAsia="Calibri" w:cs="Calibri"/>
-      <w:color w:val="1B243B"/>
+      <w:color w:val="10223A"/>
       <w:sz w:val="21"/>
     </w:rPr>
   </w:style>
@@ -683,7 +803,7 @@
       <w:rFonts w:ascii="Calibri" w:hAnsi="Calibri" w:eastAsia="Calibri" w:cs="Calibri"/>
       <w:b/>
       <w:bCs/>
-      <w:color w:val="1E3FD0"/>
+      <w:color w:val="1D3FD1"/>
       <w:sz w:val="64"/>
       <w:szCs w:val="36"/>
     </w:rPr>
@@ -701,7 +821,7 @@
     </w:pPr>
     <w:rPr>
       <w:rFonts w:ascii="Calibri" w:hAnsi="Calibri" w:eastAsia="Calibri" w:cs="Calibri"/>
-      <w:color w:val="5B6578"/>
+      <w:color w:val="4D5F79"/>
       <w:sz w:val="28"/>
       <w:szCs w:val="30"/>
     </w:rPr>
@@ -718,7 +838,7 @@
     </w:pPr>
     <w:rPr>
       <w:rFonts w:ascii="Calibri" w:hAnsi="Calibri" w:eastAsia="Calibri" w:cs="Calibri"/>
-      <w:color w:val="5B6578"/>
+      <w:color w:val="4D5F79"/>
       <w:sz w:val="22"/>
     </w:rPr>
   </w:style>
@@ -734,7 +854,7 @@
     </w:pPr>
     <w:rPr>
       <w:rFonts w:ascii="Calibri" w:hAnsi="Calibri" w:eastAsia="Calibri" w:cs="Calibri"/>
-      <w:color w:val="5B6578"/>
+      <w:color w:val="4D5F79"/>
       <w:sz w:val="22"/>
     </w:rPr>
   </w:style>
@@ -797,7 +917,7 @@
       <w:rFonts w:ascii="Calibri" w:hAnsi="Calibri" w:eastAsia="Calibri" w:cs="Calibri"/>
       <w:b/>
       <w:bCs/>
-      <w:color w:val="1E3FD0"/>
+      <w:color w:val="1D3FD1"/>
       <w:sz w:val="48"/>
       <w:szCs w:val="32"/>
     </w:rPr>
@@ -819,7 +939,7 @@
       <w:rFonts w:ascii="Calibri" w:hAnsi="Calibri" w:eastAsia="Calibri" w:cs="Calibri"/>
       <w:b/>
       <w:bCs/>
-      <w:color w:val="1E3FD0"/>
+      <w:color w:val="1D3FD1"/>
       <w:sz w:val="32"/>
       <w:szCs w:val="28"/>
     </w:rPr>
@@ -841,7 +961,7 @@
       <w:rFonts w:ascii="Calibri" w:hAnsi="Calibri" w:eastAsia="Calibri" w:cs="Calibri"/>
       <w:b/>
       <w:bCs/>
-      <w:color w:val="1B243B"/>
+      <w:color w:val="10223A"/>
       <w:sz w:val="25"/>
       <w:szCs w:val="24"/>
     </w:rPr>
@@ -864,7 +984,7 @@
       <w:i/>
       <w:b/>
       <w:bCs/>
-      <w:color w:val="1B243B"/>
+      <w:color w:val="10223A"/>
       <w:sz w:val="22"/>
       <w:szCs w:val="24"/>
     </w:rPr>
@@ -981,13 +1101,13 @@
       <w:spacing w:before="120" w:after="160" w:line="276" w:lineRule="auto"/>
       <w:ind w:firstLine="0" w:left="227" w:right="113"/>
       <w:pBdr>
-        <w:left w:val="single" w:sz="24" w:space="8" w:color="1E3FD0"/>
+        <w:left w:val="single" w:sz="24" w:space="8" w:color="1D3FD1"/>
       </w:pBdr>
-      <w:shd w:val="clear" w:color="auto" w:fill="EEF2FF"/>
+      <w:shd w:val="clear" w:color="auto" w:fill="E4ECFB"/>
     </w:pPr>
     <w:rPr>
       <w:rFonts w:ascii="Calibri" w:hAnsi="Calibri" w:eastAsia="Calibri" w:cs="Calibri"/>
-      <w:color w:val="1B243B"/>
+      <w:color w:val="10223A"/>
       <w:sz w:val="21"/>
     </w:rPr>
   </w:style>
@@ -1013,12 +1133,12 @@
     <w:tblPr>
       <w:tblInd w:w="0" w:type="dxa"/>
       <w:tblBorders>
-        <w:top w:val="single" w:sz="4" w:space="0" w:color="C5CCDB"/>
-        <w:left w:val="single" w:sz="4" w:space="0" w:color="C5CCDB"/>
-        <w:bottom w:val="single" w:sz="4" w:space="0" w:color="C5CCDB"/>
-        <w:right w:val="single" w:sz="4" w:space="0" w:color="C5CCDB"/>
-        <w:insideH w:val="single" w:sz="4" w:space="0" w:color="C5CCDB"/>
-        <w:insideV w:val="single" w:sz="4" w:space="0" w:color="C5CCDB"/>
+        <w:top w:val="single" w:sz="4" w:space="0" w:color="C9D3E6"/>
+        <w:left w:val="single" w:sz="4" w:space="0" w:color="C9D3E6"/>
+        <w:bottom w:val="single" w:sz="4" w:space="0" w:color="C9D3E6"/>
+        <w:right w:val="single" w:sz="4" w:space="0" w:color="C9D3E6"/>
+        <w:insideH w:val="single" w:sz="4" w:space="0" w:color="C9D3E6"/>
+        <w:insideV w:val="single" w:sz="4" w:space="0" w:color="C9D3E6"/>
       </w:tblBorders>
       <w:tblCellMar>
         <w:top w:w="60" w:type="dxa"/>
@@ -1027,12 +1147,15 @@
         <w:right w:w="100" w:type="dxa"/>
       </w:tblCellMar>
     </w:tblPr>
+    <w:tcPr>
+      <w:shd w:val="clear" w:color="auto" w:fill="F8FAFD"/>
+    </w:tcPr>
     <w:tblStylePr w:type="firstRow">
       <w:rPr>
         <w:b/>
       </w:rPr>
       <w:tcPr>
-        <w:shd w:val="clear" w:color="auto" w:fill="E3E9FB"/>
+        <w:shd w:val="clear" w:color="auto" w:fill="DCE5FB"/>
       </w:tcPr>
     </w:tblStylePr>
   </w:style>
@@ -1063,7 +1186,7 @@
     <w:rPr>
       <w:rFonts w:ascii="Calibri" w:hAnsi="Calibri" w:eastAsia="Calibri" w:cs="Calibri"/>
       <w:i/>
-      <w:color w:val="5B6578"/>
+      <w:color w:val="4D5F79"/>
       <w:sz w:val="18"/>
     </w:rPr>
   </w:style>
@@ -1076,7 +1199,7 @@
     <w:rPr>
       <w:rFonts w:ascii="Calibri" w:hAnsi="Calibri" w:eastAsia="Calibri" w:cs="Calibri"/>
       <w:i/>
-      <w:color w:val="5B6578"/>
+      <w:color w:val="4D5F79"/>
       <w:sz w:val="18"/>
     </w:rPr>
   </w:style>
@@ -1090,7 +1213,7 @@
     <w:rPr>
       <w:rFonts w:ascii="Calibri" w:hAnsi="Calibri" w:eastAsia="Calibri" w:cs="Calibri"/>
       <w:i/>
-      <w:color w:val="5B6578"/>
+      <w:color w:val="4D5F79"/>
       <w:sz w:val="18"/>
     </w:rPr>
   </w:style>
@@ -1158,7 +1281,7 @@
       <w:rFonts w:ascii="Calibri" w:hAnsi="Calibri" w:eastAsia="Calibri" w:cs="Calibri"/>
       <w:b/>
       <w:bCs w:val="0"/>
-      <w:color w:val="1E3FD0"/>
+      <w:color w:val="1D3FD1"/>
       <w:sz w:val="40"/>
     </w:rPr>
   </w:style>
